--- a/TheorynCoding/Study Material/Java Overall/Java Overall/Quick Java/oza sir/Java Overall/OverallTopic.docx
+++ b/TheorynCoding/Study Material/Java Overall/Java Overall/Quick Java/oza sir/Java Overall/OverallTopic.docx
@@ -13,10 +13,29 @@
           <w:kern w:val="36"/>
           <w:sz w:val="20"/>
           <w:szCs w:val="20"/>
-          <w:lang w:eastAsia="en-IN"/>
-        </w:rPr>
-      </w:pPr>
-      <w:r>
+          <w:highlight w:val="green"/>
+          <w:lang w:eastAsia="en-IN"/>
+        </w:rPr>
+      </w:pPr>
+      <w:r>
+        <w:rPr>
+          <w:rFonts w:ascii="Times New Roman" w:eastAsia="Times New Roman" w:hAnsi="Times New Roman" w:cs="Times New Roman"/>
+          <w:b/>
+          <w:bCs/>
+          <w:color w:val="FF0000"/>
+          <w:kern w:val="36"/>
+          <w:sz w:val="20"/>
+          <w:szCs w:val="20"/>
+          <w:highlight w:val="green"/>
+          <w:lang w:eastAsia="en-IN"/>
+        </w:rPr>
+        <w:t>Core Java</w:t>
+      </w:r>
+    </w:p>
+    <w:p>
+      <w:pPr>
+        <w:spacing w:before="100" w:beforeAutospacing="1" w:after="100" w:afterAutospacing="1" w:line="240" w:lineRule="auto"/>
+        <w:outlineLvl w:val="0"/>
         <w:rPr>
           <w:rFonts w:ascii="Times New Roman" w:eastAsia="Times New Roman" w:hAnsi="Times New Roman" w:cs="Times New Roman"/>
           <w:b/>
@@ -26,7 +45,58 @@
           <w:szCs w:val="20"/>
           <w:lang w:eastAsia="en-IN"/>
         </w:rPr>
+      </w:pPr>
+      <w:r>
+        <w:rPr>
+          <w:rFonts w:ascii="Times New Roman" w:eastAsia="Times New Roman" w:hAnsi="Times New Roman" w:cs="Times New Roman"/>
+          <w:b/>
+          <w:bCs/>
+          <w:kern w:val="36"/>
+          <w:sz w:val="20"/>
+          <w:szCs w:val="20"/>
+          <w:highlight w:val="green"/>
+          <w:lang w:eastAsia="en-IN"/>
+        </w:rPr>
         <w:t>Module 1: Java Fundamentals</w:t>
+      </w:r>
+      <w:r>
+        <w:rPr>
+          <w:rFonts w:ascii="Times New Roman" w:eastAsia="Times New Roman" w:hAnsi="Times New Roman" w:cs="Times New Roman"/>
+          <w:b/>
+          <w:bCs/>
+          <w:kern w:val="36"/>
+          <w:sz w:val="20"/>
+          <w:szCs w:val="20"/>
+          <w:highlight w:val="green"/>
+          <w:lang w:eastAsia="en-IN"/>
+        </w:rPr>
+        <w:t xml:space="preserve"> (Check Book</w:t>
+      </w:r>
+      <w:r>
+        <w:rPr>
+          <w:rFonts w:ascii="Times New Roman" w:eastAsia="Times New Roman" w:hAnsi="Times New Roman" w:cs="Times New Roman"/>
+          <w:b/>
+          <w:bCs/>
+          <w:kern w:val="36"/>
+          <w:sz w:val="20"/>
+          <w:szCs w:val="20"/>
+          <w:highlight w:val="green"/>
+          <w:lang w:eastAsia="en-IN"/>
+        </w:rPr>
+        <w:t xml:space="preserve"> done</w:t>
+      </w:r>
+      <w:r>
+        <w:rPr>
+          <w:rFonts w:ascii="Times New Roman" w:eastAsia="Times New Roman" w:hAnsi="Times New Roman" w:cs="Times New Roman"/>
+          <w:b/>
+          <w:bCs/>
+          <w:kern w:val="36"/>
+          <w:sz w:val="20"/>
+          <w:szCs w:val="20"/>
+          <w:highlight w:val="green"/>
+          <w:lang w:eastAsia="en-IN"/>
+        </w:rPr>
+        <w:t>)</w:t>
       </w:r>
     </w:p>
     <w:p>
@@ -412,6 +482,7 @@
           <w:kern w:val="36"/>
           <w:sz w:val="20"/>
           <w:szCs w:val="20"/>
+          <w:highlight w:val="green"/>
           <w:lang w:eastAsia="en-IN"/>
         </w:rPr>
         <w:t>Module 2: OOPs &amp; SOLID</w:t>
@@ -697,6 +768,7 @@
           <w:kern w:val="36"/>
           <w:sz w:val="20"/>
           <w:szCs w:val="20"/>
+          <w:highlight w:val="green"/>
           <w:lang w:eastAsia="en-IN"/>
         </w:rPr>
         <w:t>Module 3: String</w:t>
@@ -1001,8 +1073,10 @@
           <w:kern w:val="36"/>
           <w:sz w:val="20"/>
           <w:szCs w:val="20"/>
-          <w:lang w:eastAsia="en-IN"/>
-        </w:rPr>
+          <w:highlight w:val="green"/>
+          <w:lang w:eastAsia="en-IN"/>
+        </w:rPr>
+        <w:lastRenderedPageBreak/>
         <w:t>Module 4: Exception Handling</w:t>
       </w:r>
     </w:p>
@@ -1027,7 +1101,6 @@
           <w:szCs w:val="20"/>
           <w:lang w:eastAsia="en-IN"/>
         </w:rPr>
-        <w:lastRenderedPageBreak/>
         <w:t xml:space="preserve">What is Exception? </w:t>
       </w:r>
     </w:p>
@@ -1901,6 +1974,7 @@
           <w:szCs w:val="20"/>
           <w:lang w:eastAsia="en-IN"/>
         </w:rPr>
+        <w:lastRenderedPageBreak/>
         <w:t>HashMap</w:t>
       </w:r>
       <w:proofErr w:type="spellEnd"/>
@@ -1971,7 +2045,6 @@
           <w:szCs w:val="20"/>
           <w:lang w:eastAsia="en-IN"/>
         </w:rPr>
-        <w:lastRenderedPageBreak/>
         <w:t>HashSet</w:t>
       </w:r>
       <w:proofErr w:type="spellEnd"/>
@@ -2321,6 +2394,7 @@
           <w:kern w:val="36"/>
           <w:sz w:val="20"/>
           <w:szCs w:val="20"/>
+          <w:highlight w:val="green"/>
           <w:lang w:eastAsia="en-IN"/>
         </w:rPr>
         <w:t>Module 6: Generics</w:t>
@@ -2397,6 +2471,8 @@
         </w:rPr>
         <w:t xml:space="preserve">Generic Method </w:t>
       </w:r>
+      <w:bookmarkStart w:id="0" w:name="_GoBack"/>
+      <w:bookmarkEnd w:id="0"/>
     </w:p>
     <w:p>
       <w:pPr>
@@ -2790,6 +2866,7 @@
           <w:szCs w:val="20"/>
           <w:lang w:eastAsia="en-IN"/>
         </w:rPr>
+        <w:lastRenderedPageBreak/>
         <w:t>ReadWriteLock</w:t>
       </w:r>
       <w:proofErr w:type="spellEnd"/>
@@ -2849,7 +2926,6 @@
           <w:szCs w:val="20"/>
           <w:lang w:eastAsia="en-IN"/>
         </w:rPr>
-        <w:lastRenderedPageBreak/>
         <w:t>Communication</w:t>
       </w:r>
     </w:p>
@@ -3395,6 +3471,7 @@
           <w:kern w:val="36"/>
           <w:sz w:val="20"/>
           <w:szCs w:val="20"/>
+          <w:highlight w:val="green"/>
           <w:lang w:eastAsia="en-IN"/>
         </w:rPr>
         <w:t>Module 8: Java 8+</w:t>
@@ -3638,6 +3715,7 @@
           <w:szCs w:val="20"/>
           <w:lang w:eastAsia="en-IN"/>
         </w:rPr>
+        <w:lastRenderedPageBreak/>
         <w:t xml:space="preserve">flatMap() </w:t>
       </w:r>
     </w:p>
@@ -3730,7 +3808,6 @@
           <w:szCs w:val="20"/>
           <w:lang w:eastAsia="en-IN"/>
         </w:rPr>
-        <w:lastRenderedPageBreak/>
         <w:pict>
           <v:rect id="_x0000_i1032" style="width:0;height:1.5pt" o:hralign="center" o:hrstd="t" o:hr="t" fillcolor="#a0a0a0" stroked="f"/>
         </w:pict>
@@ -3758,6 +3835,7 @@
           <w:kern w:val="36"/>
           <w:sz w:val="20"/>
           <w:szCs w:val="20"/>
+          <w:highlight w:val="green"/>
           <w:lang w:eastAsia="en-IN"/>
         </w:rPr>
         <w:t>Module 9: JVM</w:t>
@@ -4117,6 +4195,7 @@
           <w:kern w:val="36"/>
           <w:sz w:val="20"/>
           <w:szCs w:val="20"/>
+          <w:highlight w:val="green"/>
           <w:lang w:eastAsia="en-IN"/>
         </w:rPr>
         <w:t>Module 10: Reflection &amp; Serialization</w:t>
@@ -4294,6 +4373,7 @@
           <w:rFonts w:ascii="Times New Roman" w:eastAsia="Times New Roman" w:hAnsi="Times New Roman" w:cs="Times New Roman"/>
           <w:b/>
           <w:bCs/>
+          <w:color w:val="FF0000"/>
           <w:kern w:val="36"/>
           <w:sz w:val="20"/>
           <w:szCs w:val="20"/>
@@ -4301,6 +4381,24 @@
         </w:rPr>
       </w:pPr>
       <w:r>
+        <w:rPr>
+          <w:rFonts w:ascii="Times New Roman" w:eastAsia="Times New Roman" w:hAnsi="Times New Roman" w:cs="Times New Roman"/>
+          <w:b/>
+          <w:bCs/>
+          <w:color w:val="FF0000"/>
+          <w:kern w:val="36"/>
+          <w:sz w:val="20"/>
+          <w:szCs w:val="20"/>
+          <w:highlight w:val="green"/>
+          <w:lang w:eastAsia="en-IN"/>
+        </w:rPr>
+        <w:t>Advance Java</w:t>
+      </w:r>
+    </w:p>
+    <w:p>
+      <w:pPr>
+        <w:spacing w:before="100" w:beforeAutospacing="1" w:after="100" w:afterAutospacing="1" w:line="240" w:lineRule="auto"/>
+        <w:outlineLvl w:val="0"/>
         <w:rPr>
           <w:rFonts w:ascii="Times New Roman" w:eastAsia="Times New Roman" w:hAnsi="Times New Roman" w:cs="Times New Roman"/>
           <w:b/>
@@ -4310,6 +4408,17 @@
           <w:szCs w:val="20"/>
           <w:lang w:eastAsia="en-IN"/>
         </w:rPr>
+      </w:pPr>
+      <w:r>
+        <w:rPr>
+          <w:rFonts w:ascii="Times New Roman" w:eastAsia="Times New Roman" w:hAnsi="Times New Roman" w:cs="Times New Roman"/>
+          <w:b/>
+          <w:bCs/>
+          <w:kern w:val="36"/>
+          <w:sz w:val="20"/>
+          <w:szCs w:val="20"/>
+          <w:lang w:eastAsia="en-IN"/>
+        </w:rPr>
         <w:t>Module 11: JDBC</w:t>
       </w:r>
     </w:p>
@@ -4476,6 +4585,7 @@
           <w:szCs w:val="20"/>
           <w:lang w:eastAsia="en-IN"/>
         </w:rPr>
+        <w:lastRenderedPageBreak/>
         <w:t xml:space="preserve">Transactions </w:t>
       </w:r>
     </w:p>
@@ -4573,7 +4683,6 @@
           <w:szCs w:val="20"/>
           <w:lang w:eastAsia="en-IN"/>
         </w:rPr>
-        <w:lastRenderedPageBreak/>
         <w:t xml:space="preserve">Servlet Lifecycle </w:t>
       </w:r>
     </w:p>
@@ -5013,8 +5122,6 @@
         </w:rPr>
         <w:t xml:space="preserve"> Eager Loading </w:t>
       </w:r>
-      <w:bookmarkStart w:id="0" w:name="_GoBack"/>
-      <w:bookmarkEnd w:id="0"/>
     </w:p>
     <w:p>
       <w:pPr>
@@ -5278,6 +5385,7 @@
           <w:szCs w:val="20"/>
           <w:lang w:eastAsia="en-IN"/>
         </w:rPr>
+        <w:lastRenderedPageBreak/>
         <w:t xml:space="preserve">What is JPA? </w:t>
       </w:r>
     </w:p>
@@ -5466,7 +5574,6 @@
           <w:szCs w:val="20"/>
           <w:lang w:eastAsia="en-IN"/>
         </w:rPr>
-        <w:lastRenderedPageBreak/>
         <w:t xml:space="preserve">Inheritance Mapping </w:t>
       </w:r>
     </w:p>
@@ -6222,6 +6329,7 @@
           <w:szCs w:val="20"/>
           <w:lang w:eastAsia="en-IN"/>
         </w:rPr>
+        <w:lastRenderedPageBreak/>
         <w:t xml:space="preserve">What is Spring MVC? </w:t>
       </w:r>
     </w:p>
@@ -6412,7 +6520,6 @@
           <w:szCs w:val="20"/>
           <w:lang w:eastAsia="en-IN"/>
         </w:rPr>
-        <w:lastRenderedPageBreak/>
         <w:t xml:space="preserve">Exception Handling </w:t>
       </w:r>
     </w:p>
@@ -7259,6 +7366,7 @@
           <w:szCs w:val="20"/>
           <w:lang w:eastAsia="en-IN"/>
         </w:rPr>
+        <w:lastRenderedPageBreak/>
         <w:t xml:space="preserve">HATEOAS </w:t>
       </w:r>
     </w:p>
@@ -7400,7 +7508,6 @@
           <w:szCs w:val="20"/>
           <w:lang w:eastAsia="en-IN"/>
         </w:rPr>
-        <w:lastRenderedPageBreak/>
         <w:t xml:space="preserve">Authentication </w:t>
       </w:r>
     </w:p>
@@ -8084,6 +8191,7 @@
           <w:szCs w:val="20"/>
           <w:lang w:eastAsia="en-IN"/>
         </w:rPr>
+        <w:lastRenderedPageBreak/>
         <w:t xml:space="preserve">REST </w:t>
       </w:r>
     </w:p>
@@ -8251,7 +8359,6 @@
           <w:szCs w:val="20"/>
           <w:lang w:eastAsia="en-IN"/>
         </w:rPr>
-        <w:lastRenderedPageBreak/>
         <w:t xml:space="preserve">Eureka Server </w:t>
       </w:r>
     </w:p>
@@ -8856,6 +8963,7 @@
           <w:szCs w:val="20"/>
           <w:lang w:eastAsia="en-IN"/>
         </w:rPr>
+        <w:lastRenderedPageBreak/>
         <w:t>Resilience</w:t>
       </w:r>
     </w:p>
@@ -8977,7 +9085,6 @@
           <w:szCs w:val="20"/>
           <w:lang w:eastAsia="en-IN"/>
         </w:rPr>
-        <w:lastRenderedPageBreak/>
         <w:t>Microservice Patterns ⭐</w:t>
       </w:r>
     </w:p>
@@ -9675,6 +9782,7 @@
           <w:szCs w:val="20"/>
           <w:lang w:eastAsia="en-IN"/>
         </w:rPr>
+        <w:lastRenderedPageBreak/>
         <w:t xml:space="preserve">Broker </w:t>
       </w:r>
     </w:p>
@@ -9843,7 +9951,6 @@
           <w:szCs w:val="20"/>
           <w:lang w:eastAsia="en-IN"/>
         </w:rPr>
-        <w:lastRenderedPageBreak/>
         <w:t xml:space="preserve">Consumer </w:t>
       </w:r>
     </w:p>
@@ -10469,6 +10576,7 @@
           <w:szCs w:val="20"/>
           <w:lang w:eastAsia="en-IN"/>
         </w:rPr>
+        <w:lastRenderedPageBreak/>
         <w:pict>
           <v:rect id="_x0000_i1048" style="width:0;height:1.5pt" o:hralign="center" o:hrstd="t" o:hr="t" fillcolor="#a0a0a0" stroked="f"/>
         </w:pict>
@@ -10546,7 +10654,6 @@
           <w:szCs w:val="20"/>
           <w:lang w:eastAsia="en-IN"/>
         </w:rPr>
-        <w:lastRenderedPageBreak/>
         <w:t xml:space="preserve">ACID Properties </w:t>
       </w:r>
     </w:p>
@@ -11406,6 +11513,7 @@
           <w:szCs w:val="20"/>
           <w:lang w:eastAsia="en-IN"/>
         </w:rPr>
+        <w:lastRenderedPageBreak/>
         <w:t xml:space="preserve">Event Driven Architecture </w:t>
       </w:r>
     </w:p>
